--- a/policies/build/masters_hco/HCO.IPC.5_v2_master.docx
+++ b/policies/build/masters_hco/HCO.IPC.5_v2_master.docx
@@ -941,7 +941,7 @@
           <w:sz w:val="22"/>
           <w:szCs w:val="22"/>
         </w:rPr>
-        <w:t xml:space="preserve">Method note (from guidebook interpretation): The basic principles of infection prevention, namely standard Precautions and transmission-based precautions, shall be adhered. The organisation shall develop, implement and monitor a care bundle to prevent catheter-associated urinary tract infections. A good reference is the CDC/WHO/SHEA guidelines. Theorganisation takes action to prevent ventilator- associated pneumonia.</w:t>
+        <w:t xml:space="preserve">Method note (from guidebook interpretation): The basic principles of infection prevention, namely standard Precautions and transmission-based precautions, shall be adhered. The organisation shall develop, implement and monitor a care bundle to prevent catheter-associated urinary tract infections. A good reference is the CDC/WHO/SHEA guidelines, alongside Hospital Infection Society India (HISI) guidelines — NABH does not mandate the international bodies specifically. Theorganisation takes action to prevent ventilator- associated pneumonia.</w:t>
       </w:r>
     </w:p>
     <w:p>
@@ -986,7 +986,7 @@
           <w:sz w:val="22"/>
           <w:szCs w:val="22"/>
         </w:rPr>
-        <w:t xml:space="preserve">Method note (from guidebook interpretation): The basic principles of infection prevention, namely standard precautions and transmission-based precautions, shall be adhered. The organisation shall develop, implement and monitor a care bundle to prevent ventilator-associated pneumonia. A good reference is the CDC/WHO/SHEA guidelines.</w:t>
+        <w:t xml:space="preserve">Method note (from guidebook interpretation): The basic principles of infection prevention, namely standard precautions and transmission-based precautions, shall be adhered. The organisation shall develop, implement and monitor a care bundle to prevent ventilator-associated pneumonia. A good reference is the CDC/WHO/SHEA guidelines, alongside Hospital Infection Society India (HISI) guidelines — NABH does not mandate the international bodies specifically.</w:t>
       </w:r>
     </w:p>
     <w:p>
@@ -1031,7 +1031,7 @@
           <w:sz w:val="22"/>
           <w:szCs w:val="22"/>
         </w:rPr>
-        <w:t xml:space="preserve">Method note (from guidebook interpretation): The basic principles of infection prevention, namely standard precautions and transmission-based precautions, shall be adhered. The organisation shall develop, implement and monitor the compliance to care bundle to prevent catheter linked blood stream infections. A good reference is the CDC/WHO/SHEA guidelines.</w:t>
+        <w:t xml:space="preserve">Method note (from guidebook interpretation): The basic principles of infection prevention, namely standard precautions and transmission-based precautions, shall be adhered. The organisation shall develop, implement and monitor the compliance to care bundle to prevent catheter linked blood stream infections. A good reference is the CDC/WHO/SHEA guidelines, alongside Hospital Infection Society India (HISI) guidelines — NABH does not mandate the international bodies specifically.</w:t>
       </w:r>
     </w:p>
     <w:p>
@@ -1076,7 +1076,7 @@
           <w:sz w:val="22"/>
           <w:szCs w:val="22"/>
         </w:rPr>
-        <w:t xml:space="preserve">Method note (from guidebook interpretation): The basic principles of infection prevention, namely standard precautions and transmission-based precautions, shall be adhered. This shall include pre-op, intra-op and post-op measures and develop ,implement and monitor the compliance to care bundle to prevent surgical site infections. A good reference is the CDC/WHO/SHEA guidelines. is =].</w:t>
+        <w:t xml:space="preserve">Method note (from guidebook interpretation): The basic principles of infection prevention, namely standard precautions and transmission-based precautions, shall be adhered. This shall include pre-op, intra-op and post-op measures and develop ,implement and monitor the compliance to care bundle to prevent surgical site infections. A good reference is the CDC/WHO/SHEA guidelines, alongside Hospital Infection Society India (HISI) guidelines — NABH does not mandate the international bodies specifically. is =].</w:t>
       </w:r>
     </w:p>
     <w:p>
@@ -2296,6 +2296,7 @@
 CAUTI — Catheter-Associated Urinary Tract Infection
 HAI — Healthcare Associated Infection
 HCO — Hospital (Full Accreditation programme under NABH Hospitals 6th Edition)
+HISI — Hospital Infection Society India
 IPC — Infection Prevention and Control (NABH Hospitals 6th Edition chapter)
 MDRO — Multi-Drug-Resistant Organism
 NABH — National Accreditation Board for Hospitals and Healthcare Providers
